--- a/manual/Accouting_Manual/generated_20260408/docx/5.1_5.1 เปิดใช้งานเช็คเป็นวิธีการชำระเงิน.docx
+++ b/manual/Accouting_Manual/generated_20260408/docx/5.1_5.1 เปิดใช้งานเช็คเป็นวิธีการชำระเงิน.docx
@@ -2,6 +2,12 @@
 <file path=word/document.xml><?xml version="1.0" encoding="utf-8"?>
 <w:document xmlns:wpc="http://schemas.microsoft.com/office/word/2010/wordprocessingCanvas" xmlns:mo="http://schemas.microsoft.com/office/mac/office/2008/main" xmlns:mc="http://schemas.openxmlformats.org/markup-compatibility/2006" xmlns:mv="urn:schemas-microsoft-com:mac:vml" xmlns:o="urn:schemas-microsoft-com:office:office" xmlns:r="http://schemas.openxmlformats.org/officeDocument/2006/relationships" xmlns:m="http://schemas.openxmlformats.org/officeDocument/2006/math" xmlns:v="urn:schemas-microsoft-com:vml" xmlns:wp14="http://schemas.microsoft.com/office/word/2010/wordprocessingDrawing" xmlns:wp="http://schemas.openxmlformats.org/drawingml/2006/wordprocessingDrawing" xmlns:w10="urn:schemas-microsoft-com:office:word" xmlns:w="http://schemas.openxmlformats.org/wordprocessingml/2006/main" xmlns:w14="http://schemas.microsoft.com/office/word/2010/wordml" xmlns:wpg="http://schemas.microsoft.com/office/word/2010/wordprocessingGroup" xmlns:wpi="http://schemas.microsoft.com/office/word/2010/wordprocessingInk" xmlns:wne="http://schemas.microsoft.com/office/word/2006/wordml" xmlns:wps="http://schemas.microsoft.com/office/word/2010/wordprocessingShape" mc:Ignorable="w14 wp14">
   <w:body>
+    <w:sectPr>
+      <w:pgSz w:w="12240" w:h="15840"/>
+      <w:pgMar w:top="1008" w:right="1152" w:bottom="1008" w:left="1152" w:header="720" w:footer="720" w:gutter="0"/>
+      <w:cols w:space="720"/>
+      <w:docGrid w:linePitch="360"/>
+    </w:sectPr>
     <w:p>
       <w:pPr>
         <w:jc w:val="center"/>
@@ -117,13 +123,7 @@
         <w:pStyle w:val="ListBullet"/>
       </w:pPr>
       <w:r>
-        <w:rPr>
-          <w:rFonts w:ascii="TH Sarabun New" w:hAnsi="TH Sarabun New" w:eastAsia="TH Sarabun New"/>
-          <w:b w:val="0"/>
-          <w:i w:val="0"/>
-          <w:sz w:val="32"/>
-        </w:rPr>
-        <w:t>ตัวอย่างใน local UAT ใช้ Journal รหัส PBAY1 ชื่อ เงินฝากธนาคารกระแสรายวัน-ธ.กรุงศรี สามแยก #046-0-14721-8 ซึ่งมีทั้ง Payment Method แบบรับเช็คและจ่ายเช็คพร้อมใช้งานจริง</w:t>
+        <w:t>ตัวอย่างในระบบ ใช้ Journal รหัส PBAY1 ชื่อ เงินฝากธนาคารกระแสรายวัน-ธ.กรุงศรี สามแยก #046-0-14721-8 ซึ่งมีทั้ง Payment Method แบบรับเช็คและจ่ายเช็คพร้อมใช้งานจริง</w:t>
       </w:r>
     </w:p>
     <w:p>
@@ -131,79 +131,12 @@
         <w:pStyle w:val="ListBullet"/>
       </w:pPr>
       <w:r>
-        <w:rPr>
-          <w:rFonts w:ascii="TH Sarabun New" w:hAnsi="TH Sarabun New" w:eastAsia="TH Sarabun New"/>
-          <w:b w:val="0"/>
-          <w:i w:val="0"/>
-          <w:sz w:val="32"/>
-        </w:rPr>
-        <w:t>การตั้งค่าที่ถูกต้องในขั้นตอนนี้เป็นฐานของหัวข้อ 5.3 ถึง 5.8 ทั้งหมด หากตั้งไม่ครบ ผู้ใช้จะไม่เห็นช่องกรอกข้อมูลเช็คใน wizard</w:t>
+        <w:t>การตั้งค่าที่ถูกต้องในขั้นตอนนี้เป็นฐานของหัวข้อ 5.3 ถึง 5.8 ทั้งหมด หากตั้งไม่ครบ ผู้ใช้จะไม่เห็นช่องกรอกข้อมูลเช็คใน หน้าต่าง</w:t>
       </w:r>
     </w:p>
     <w:p>
       <w:r>
-        <w:rPr>
-          <w:rFonts w:ascii="TH Sarabun New" w:hAnsi="TH Sarabun New" w:eastAsia="TH Sarabun New"/>
-          <w:b/>
-          <w:i w:val="0"/>
-          <w:color w:val="1F4E79"/>
-          <w:sz w:val="36"/>
-        </w:rPr>
-        <w:t>เมนูที่ใช้</w:t>
-      </w:r>
-    </w:p>
-    <w:p>
-      <w:pPr>
-        <w:pStyle w:val="ListBullet"/>
-      </w:pPr>
-      <w:r>
-        <w:rPr>
-          <w:rFonts w:ascii="TH Sarabun New" w:hAnsi="TH Sarabun New" w:eastAsia="TH Sarabun New"/>
-          <w:b w:val="0"/>
-          <w:i w:val="0"/>
-          <w:sz w:val="32"/>
-        </w:rPr>
-        <w:t>Cheque &gt; Configuration &gt; Settings</w:t>
-      </w:r>
-    </w:p>
-    <w:p>
-      <w:pPr>
-        <w:pStyle w:val="ListBullet"/>
-      </w:pPr>
-      <w:r>
-        <w:rPr>
-          <w:rFonts w:ascii="TH Sarabun New" w:hAnsi="TH Sarabun New" w:eastAsia="TH Sarabun New"/>
-          <w:b w:val="0"/>
-          <w:i w:val="0"/>
-          <w:sz w:val="32"/>
-        </w:rPr>
-        <w:t>Accounting &gt; Configuration &gt; Journals</w:t>
-      </w:r>
-    </w:p>
-    <w:p>
-      <w:pPr>
-        <w:pStyle w:val="ListBullet"/>
-      </w:pPr>
-      <w:r>
-        <w:rPr>
-          <w:rFonts w:ascii="TH Sarabun New" w:hAnsi="TH Sarabun New" w:eastAsia="TH Sarabun New"/>
-          <w:b w:val="0"/>
-          <w:i w:val="0"/>
-          <w:sz w:val="32"/>
-        </w:rPr>
-        <w:t>Journal ตัวอย่างที่ใช้ใน local UAT คือ PBAY1</w:t>
-      </w:r>
-    </w:p>
-    <w:p>
-      <w:r>
-        <w:rPr>
-          <w:rFonts w:ascii="TH Sarabun New" w:hAnsi="TH Sarabun New" w:eastAsia="TH Sarabun New"/>
-          <w:b/>
-          <w:i w:val="0"/>
-          <w:color w:val="1F4E79"/>
-          <w:sz w:val="36"/>
-        </w:rPr>
-        <w:t>ฟังก์ชันที่ทำได้จริง</w:t>
+        <w:t>สิ่งที่ทำได้ในหน้าจอนี้</w:t>
       </w:r>
     </w:p>
     <w:tbl>
@@ -524,28 +457,13 @@
     </w:tbl>
     <w:p>
       <w:r>
-        <w:rPr>
-          <w:rFonts w:ascii="TH Sarabun New" w:hAnsi="TH Sarabun New" w:eastAsia="TH Sarabun New"/>
-          <w:b/>
-          <w:i w:val="0"/>
-          <w:color w:val="1F4E79"/>
-          <w:sz w:val="36"/>
-        </w:rPr>
-        <w:t>ขั้นตอนการใช้งาน</w:t>
+        <w:t>1. เข้าใช้งานจากหน้าหลัก</w:t>
       </w:r>
     </w:p>
     <w:p>
-      <w:r>
-        <w:rPr>
-          <w:rFonts w:ascii="TH Sarabun New" w:hAnsi="TH Sarabun New" w:eastAsia="TH Sarabun New"/>
-          <w:b/>
-          <w:i w:val="0"/>
-          <w:sz w:val="32"/>
-        </w:rPr>
-        <w:t>ขั้นตอนที่ 1 เปิดการตั้งค่าระดับระบบ</w:t>
-      </w:r>
-    </w:p>
-    <w:p>
+      <w:pPr>
+        <w:pStyle w:val="ListBullet"/>
+      </w:pPr>
       <w:r>
         <w:rPr>
           <w:rFonts w:ascii="TH Sarabun New" w:hAnsi="TH Sarabun New" w:eastAsia="TH Sarabun New"/>
@@ -553,10 +471,13 @@
           <w:i w:val="0"/>
           <w:sz w:val="32"/>
         </w:rPr>
-        <w:t>1. เข้าเมนู Cheque &gt; Configuration &gt; Settings แล้วตรวจสอบตัวเลือก Is Reverse Cheque Entry? หากองค์กรต้องการให้ระบบสร้างรายการกลับรายการเมื่อมีการ Void เช็คให้เปิดใช้งานไว้</w:t>
+        <w:t>Cheque &gt; Configuration &gt; Settings</w:t>
       </w:r>
     </w:p>
     <w:p>
+      <w:pPr>
+        <w:pStyle w:val="ListBullet"/>
+      </w:pPr>
       <w:r>
         <w:rPr>
           <w:rFonts w:ascii="TH Sarabun New" w:hAnsi="TH Sarabun New" w:eastAsia="TH Sarabun New"/>
@@ -564,107 +485,23 @@
           <w:i w:val="0"/>
           <w:sz w:val="32"/>
         </w:rPr>
-        <w:t>2. กด Save เพื่อบันทึกการตั้งค่าระดับระบบก่อนเข้าสู่การตั้งค่าระดับ Journal</w:t>
+        <w:t>Accounting &gt; Configuration &gt; Journals</w:t>
+      </w:r>
+    </w:p>
+    <w:p>
+      <w:pPr>
+        <w:pStyle w:val="ListBullet"/>
+      </w:pPr>
+      <w:r>
+        <w:t>Journal ตัวอย่างที่ใช้ในระบบ คือ PBAY1</w:t>
       </w:r>
     </w:p>
     <w:p>
       <w:r>
         <w:rPr>
-          <w:rFonts w:ascii="TH Sarabun New" w:hAnsi="TH Sarabun New" w:eastAsia="TH Sarabun New"/>
-          <w:b/>
-          <w:i w:val="0"/>
-          <w:sz w:val="32"/>
+          <w:b w:val="0"/>
         </w:rPr>
-        <w:t>ขั้นตอนที่ 2 เปิดใช้งานบน Journal ธนาคาร</w:t>
-      </w:r>
-    </w:p>
-    <w:p>
-      <w:r>
-        <w:rPr>
-          <w:rFonts w:ascii="TH Sarabun New" w:hAnsi="TH Sarabun New" w:eastAsia="TH Sarabun New"/>
-          <w:b w:val="0"/>
-          <w:i w:val="0"/>
-          <w:sz w:val="32"/>
-        </w:rPr>
-        <w:t>1. เข้าเมนู Accounting &gt; Configuration &gt; Journals แล้วเปิด Journal รหัส PBAY1</w:t>
-      </w:r>
-    </w:p>
-    <w:p>
-      <w:r>
-        <w:rPr>
-          <w:rFonts w:ascii="TH Sarabun New" w:hAnsi="TH Sarabun New" w:eastAsia="TH Sarabun New"/>
-          <w:b w:val="0"/>
-          <w:i w:val="0"/>
-          <w:sz w:val="32"/>
-        </w:rPr>
-        <w:t>2. ในแท็บ General ให้ติ๊กเปิด Cheque Incoming และ Cheque Outgoing</w:t>
-      </w:r>
-    </w:p>
-    <w:p>
-      <w:r>
-        <w:rPr>
-          <w:rFonts w:ascii="TH Sarabun New" w:hAnsi="TH Sarabun New" w:eastAsia="TH Sarabun New"/>
-          <w:b w:val="0"/>
-          <w:i w:val="0"/>
-          <w:sz w:val="32"/>
-        </w:rPr>
-        <w:t>3. ในส่วน Cheque Form ให้เลือก Standard Cheque หรือ Template ที่องค์กรใช้จริง</w:t>
-      </w:r>
-    </w:p>
-    <w:p>
-      <w:r>
-        <w:rPr>
-          <w:rFonts w:ascii="TH Sarabun New" w:hAnsi="TH Sarabun New" w:eastAsia="TH Sarabun New"/>
-          <w:b/>
-          <w:i w:val="0"/>
-          <w:sz w:val="32"/>
-        </w:rPr>
-        <w:t>ขั้นตอนที่ 3 ตรวจสอบ Payment Method Line</w:t>
-      </w:r>
-    </w:p>
-    <w:p>
-      <w:r>
-        <w:rPr>
-          <w:rFonts w:ascii="TH Sarabun New" w:hAnsi="TH Sarabun New" w:eastAsia="TH Sarabun New"/>
-          <w:b w:val="0"/>
-          <w:i w:val="0"/>
-          <w:sz w:val="32"/>
-        </w:rPr>
-        <w:t>1. ในส่วน Incoming Payments ให้ตรวจว่า Payment Method Line ที่เป็นเช็ครับมีการตั้งบัญชีพักเช็ครับไว้แล้ว</w:t>
-      </w:r>
-    </w:p>
-    <w:p>
-      <w:r>
-        <w:rPr>
-          <w:rFonts w:ascii="TH Sarabun New" w:hAnsi="TH Sarabun New" w:eastAsia="TH Sarabun New"/>
-          <w:b w:val="0"/>
-          <w:i w:val="0"/>
-          <w:sz w:val="32"/>
-        </w:rPr>
-        <w:t>2. ในส่วน Outgoing Payments ให้ตรวจว่า Payment Method Line ที่เป็นเช็คจ่ายมีการตั้งบัญชีพักเช็คจ่ายไว้แล้ว</w:t>
-      </w:r>
-    </w:p>
-    <w:p>
-      <w:r>
-        <w:rPr>
-          <w:rFonts w:ascii="TH Sarabun New" w:hAnsi="TH Sarabun New" w:eastAsia="TH Sarabun New"/>
-          <w:b w:val="0"/>
-          <w:i w:val="0"/>
-          <w:sz w:val="32"/>
-        </w:rPr>
-        <w:t>3. ทดสอบเปิด Register Payment ในเอกสารตัวอย่างเพื่อยืนยันว่าระบบแสดงส่วนกรอกข้อมูลเช็คจริง</w:t>
-      </w:r>
-    </w:p>
-    <w:p>
-      <w:r>
-        <w:rPr>
-          <w:rFonts w:ascii="TH Sarabun New" w:hAnsi="TH Sarabun New" w:eastAsia="TH Sarabun New"/>
-          <w:b/>
-          <w:i w:val="0"/>
-          <w:color w:val="1F4E79"/>
-          <w:sz w:val="36"/>
-        </w:rPr>
-        <w:t>ภาพประกอบการใช้งาน</w:t>
+        <w:t>ให้เริ่มจากหน้า Dashboard แล้วกดเข้าโมดูลตามภาพ จากนั้นกดเมนูย่อยตามหมายเลขในภาพเพื่อเข้าสู่หน้าที่ใช้ทำรายการจริง.</w:t>
       </w:r>
     </w:p>
     <w:p>
@@ -674,8 +511,8 @@
       <w:r>
         <w:drawing>
           <wp:inline xmlns:a="http://schemas.openxmlformats.org/drawingml/2006/main" xmlns:pic="http://schemas.openxmlformats.org/drawingml/2006/picture">
-            <wp:extent cx="5943600" cy="4457700"/>
-            <wp:docPr id="1" name="Picture 1"/>
+            <wp:extent cx="5852160" cy="4389120"/>
+            <wp:docPr id="9" name="Picture 9"/>
             <wp:cNvGraphicFramePr>
               <a:graphicFrameLocks noChangeAspect="1"/>
             </wp:cNvGraphicFramePr>
@@ -683,11 +520,11 @@
               <a:graphicData uri="http://schemas.openxmlformats.org/drawingml/2006/picture">
                 <pic:pic>
                   <pic:nvPicPr>
-                    <pic:cNvPr id="0" name="settings_cheque_manual_annotated.png"/>
+                    <pic:cNvPr id="0" name="image.png"/>
                     <pic:cNvPicPr/>
                   </pic:nvPicPr>
                   <pic:blipFill>
-                    <a:blip r:embed="rId9"/>
+                    <a:blip r:embed="rId11"/>
                     <a:stretch>
                       <a:fillRect/>
                     </a:stretch>
@@ -695,7 +532,7 @@
                   <pic:spPr>
                     <a:xfrm>
                       <a:off x="0" y="0"/>
-                      <a:ext cx="5943600" cy="4457700"/>
+                      <a:ext cx="5852160" cy="4389120"/>
                     </a:xfrm>
                     <a:prstGeom prst="rect"/>
                   </pic:spPr>
@@ -711,13 +548,7 @@
         <w:jc w:val="center"/>
       </w:pPr>
       <w:r>
-        <w:rPr>
-          <w:rFonts w:ascii="TH Sarabun New" w:hAnsi="TH Sarabun New" w:eastAsia="TH Sarabun New"/>
-          <w:b w:val="0"/>
-          <w:i/>
-          <w:sz w:val="28"/>
-        </w:rPr>
-        <w:t>รูป 5.1.1 การเปิดใช้งานตัวเลือก Is Reverse Cheque Entry? ในหน้า Settings</w:t>
+        <w:t>รูป 5.1A.1 หน้า Dashboard สำหรับเข้าโมดูล Cheque</w:t>
       </w:r>
     </w:p>
     <w:p>
@@ -727,8 +558,8 @@
       <w:r>
         <w:drawing>
           <wp:inline xmlns:a="http://schemas.openxmlformats.org/drawingml/2006/main" xmlns:pic="http://schemas.openxmlformats.org/drawingml/2006/picture">
-            <wp:extent cx="5943600" cy="4457700"/>
-            <wp:docPr id="2" name="Picture 2"/>
+            <wp:extent cx="5852160" cy="4389120"/>
+            <wp:docPr id="10" name="Picture 10"/>
             <wp:cNvGraphicFramePr>
               <a:graphicFrameLocks noChangeAspect="1"/>
             </wp:cNvGraphicFramePr>
@@ -736,11 +567,11 @@
               <a:graphicData uri="http://schemas.openxmlformats.org/drawingml/2006/picture">
                 <pic:pic>
                   <pic:nvPicPr>
-                    <pic:cNvPr id="0" name="journal_general_manual_annotated.png"/>
+                    <pic:cNvPr id="0" name="image.png"/>
                     <pic:cNvPicPr/>
                   </pic:nvPicPr>
                   <pic:blipFill>
-                    <a:blip r:embed="rId10"/>
+                    <a:blip r:embed="rId12"/>
                     <a:stretch>
                       <a:fillRect/>
                     </a:stretch>
@@ -748,7 +579,7 @@
                   <pic:spPr>
                     <a:xfrm>
                       <a:off x="0" y="0"/>
-                      <a:ext cx="5943600" cy="4457700"/>
+                      <a:ext cx="5852160" cy="4389120"/>
                     </a:xfrm>
                     <a:prstGeom prst="rect"/>
                   </pic:spPr>
@@ -764,131 +595,12 @@
         <w:jc w:val="center"/>
       </w:pPr>
       <w:r>
-        <w:rPr>
-          <w:rFonts w:ascii="TH Sarabun New" w:hAnsi="TH Sarabun New" w:eastAsia="TH Sarabun New"/>
-          <w:b w:val="0"/>
-          <w:i/>
-          <w:sz w:val="28"/>
-        </w:rPr>
-        <w:t>รูป 5.1.2 การตั้งค่าเช็คในหน้า Journal ส่วน General</w:t>
-      </w:r>
-    </w:p>
-    <w:p>
-      <w:pPr>
-        <w:jc w:val="center"/>
-      </w:pPr>
-      <w:r>
-        <w:drawing>
-          <wp:inline xmlns:a="http://schemas.openxmlformats.org/drawingml/2006/main" xmlns:pic="http://schemas.openxmlformats.org/drawingml/2006/picture">
-            <wp:extent cx="5943600" cy="4457700"/>
-            <wp:docPr id="3" name="Picture 3"/>
-            <wp:cNvGraphicFramePr>
-              <a:graphicFrameLocks noChangeAspect="1"/>
-            </wp:cNvGraphicFramePr>
-            <a:graphic>
-              <a:graphicData uri="http://schemas.openxmlformats.org/drawingml/2006/picture">
-                <pic:pic>
-                  <pic:nvPicPr>
-                    <pic:cNvPr id="0" name="journal_general_manual_annotated.png"/>
-                    <pic:cNvPicPr/>
-                  </pic:nvPicPr>
-                  <pic:blipFill>
-                    <a:blip r:embed="rId10"/>
-                    <a:stretch>
-                      <a:fillRect/>
-                    </a:stretch>
-                  </pic:blipFill>
-                  <pic:spPr>
-                    <a:xfrm>
-                      <a:off x="0" y="0"/>
-                      <a:ext cx="5943600" cy="4457700"/>
-                    </a:xfrm>
-                    <a:prstGeom prst="rect"/>
-                  </pic:spPr>
-                </pic:pic>
-              </a:graphicData>
-            </a:graphic>
-          </wp:inline>
-        </w:drawing>
-      </w:r>
-    </w:p>
-    <w:p>
-      <w:pPr>
-        <w:jc w:val="center"/>
-      </w:pPr>
-      <w:r>
-        <w:rPr>
-          <w:rFonts w:ascii="TH Sarabun New" w:hAnsi="TH Sarabun New" w:eastAsia="TH Sarabun New"/>
-          <w:b w:val="0"/>
-          <w:i/>
-          <w:sz w:val="28"/>
-        </w:rPr>
-        <w:t>รูป 5.1.3 การตั้งค่า Payment Method Line ฝั่งรับเช็ค</w:t>
-      </w:r>
-    </w:p>
-    <w:p>
-      <w:pPr>
-        <w:jc w:val="center"/>
-      </w:pPr>
-      <w:r>
-        <w:drawing>
-          <wp:inline xmlns:a="http://schemas.openxmlformats.org/drawingml/2006/main" xmlns:pic="http://schemas.openxmlformats.org/drawingml/2006/picture">
-            <wp:extent cx="5943600" cy="4457700"/>
-            <wp:docPr id="4" name="Picture 4"/>
-            <wp:cNvGraphicFramePr>
-              <a:graphicFrameLocks noChangeAspect="1"/>
-            </wp:cNvGraphicFramePr>
-            <a:graphic>
-              <a:graphicData uri="http://schemas.openxmlformats.org/drawingml/2006/picture">
-                <pic:pic>
-                  <pic:nvPicPr>
-                    <pic:cNvPr id="0" name="journal_general_manual_annotated.png"/>
-                    <pic:cNvPicPr/>
-                  </pic:nvPicPr>
-                  <pic:blipFill>
-                    <a:blip r:embed="rId10"/>
-                    <a:stretch>
-                      <a:fillRect/>
-                    </a:stretch>
-                  </pic:blipFill>
-                  <pic:spPr>
-                    <a:xfrm>
-                      <a:off x="0" y="0"/>
-                      <a:ext cx="5943600" cy="4457700"/>
-                    </a:xfrm>
-                    <a:prstGeom prst="rect"/>
-                  </pic:spPr>
-                </pic:pic>
-              </a:graphicData>
-            </a:graphic>
-          </wp:inline>
-        </w:drawing>
-      </w:r>
-    </w:p>
-    <w:p>
-      <w:pPr>
-        <w:jc w:val="center"/>
-      </w:pPr>
-      <w:r>
-        <w:rPr>
-          <w:rFonts w:ascii="TH Sarabun New" w:hAnsi="TH Sarabun New" w:eastAsia="TH Sarabun New"/>
-          <w:b w:val="0"/>
-          <w:i/>
-          <w:sz w:val="28"/>
-        </w:rPr>
-        <w:t>รูป 5.1.4 การตั้งค่า Payment Method Line ฝั่งจ่ายเช็ค</w:t>
+        <w:t>รูป 5.1A.2 เมนู Cheque &gt; Configuration</w:t>
       </w:r>
     </w:p>
     <w:p>
       <w:r>
-        <w:rPr>
-          <w:rFonts w:ascii="TH Sarabun New" w:hAnsi="TH Sarabun New" w:eastAsia="TH Sarabun New"/>
-          <w:b/>
-          <w:i w:val="0"/>
-          <w:color w:val="1F4E79"/>
-          <w:sz w:val="36"/>
-        </w:rPr>
-        <w:t>คำอธิบายฟิลด์และส่วนสำคัญบนหน้าจอ</w:t>
+        <w:t>คำอธิบายช่องสำคัญบนหน้าจอ</w:t>
       </w:r>
     </w:p>
     <w:p>
@@ -1257,13 +969,7 @@
           </w:tcPr>
           <w:p>
             <w:r>
-              <w:rPr>
-                <w:rFonts w:ascii="TH Sarabun New" w:hAnsi="TH Sarabun New" w:eastAsia="TH Sarabun New"/>
-                <w:b w:val="0"/>
-                <w:i w:val="0"/>
-                <w:sz w:val="28"/>
-              </w:rPr>
-              <w:t>เมื่อเปิดใช้ ระบบจะเตรียม flow สำหรับ reverse entry ตอน Void เช็ค</w:t>
+              <w:t>เมื่อเปิดใช้ ระบบจะเตรียม ลำดับการทำงาน สำหรับ reverse entry ตอน Void เช็ค</w:t>
             </w:r>
           </w:p>
         </w:tc>
@@ -1321,14 +1027,7 @@
     </w:tbl>
     <w:p>
       <w:r>
-        <w:rPr>
-          <w:rFonts w:ascii="TH Sarabun New" w:hAnsi="TH Sarabun New" w:eastAsia="TH Sarabun New"/>
-          <w:b/>
-          <w:i w:val="0"/>
-          <w:color w:val="1F4E79"/>
-          <w:sz w:val="36"/>
-        </w:rPr>
-        <w:t>บัญชีที่เกี่ยวข้องกับการรับและจ่ายเช็คใน local UAT</w:t>
+        <w:t>บัญชีที่เกี่ยวข้องกับการรับและจ่ายเช็คในระบบ</w:t>
       </w:r>
     </w:p>
     <w:tbl>
@@ -1549,14 +1248,7 @@
     </w:tbl>
     <w:p>
       <w:r>
-        <w:rPr>
-          <w:rFonts w:ascii="TH Sarabun New" w:hAnsi="TH Sarabun New" w:eastAsia="TH Sarabun New"/>
-          <w:b/>
-          <w:i w:val="0"/>
-          <w:color w:val="1F4E79"/>
-          <w:sz w:val="36"/>
-        </w:rPr>
-        <w:t>ตัวอย่าง Scenario จากข้อมูลจริงใน local UAT</w:t>
+        <w:t>ตัวอย่าง Scenario จากข้อมูลจริงในระบบ</w:t>
       </w:r>
     </w:p>
     <w:tbl>
@@ -1697,13 +1389,7 @@
           </w:tcPr>
           <w:p>
             <w:r>
-              <w:rPr>
-                <w:rFonts w:ascii="TH Sarabun New" w:hAnsi="TH Sarabun New" w:eastAsia="TH Sarabun New"/>
-                <w:b w:val="0"/>
-                <w:i w:val="0"/>
-                <w:sz w:val="28"/>
-              </w:rPr>
-              <w:t>ใช้กับ Journal PBAY1 ใน local UAT</w:t>
+              <w:t>ใช้กับ Journal PBAY1 ในระบบ</w:t>
             </w:r>
           </w:p>
         </w:tc>
@@ -1727,14 +1413,7 @@
     </w:tbl>
     <w:p>
       <w:r>
-        <w:rPr>
-          <w:rFonts w:ascii="TH Sarabun New" w:hAnsi="TH Sarabun New" w:eastAsia="TH Sarabun New"/>
-          <w:b/>
-          <w:i w:val="0"/>
-          <w:color w:val="1F4E79"/>
-          <w:sz w:val="36"/>
-        </w:rPr>
-        <w:t>ข้อควรระวัง</w:t>
+        <w:t>สิ่งที่ควรตรวจสอบก่อนบันทึก</w:t>
       </w:r>
     </w:p>
     <w:p>
@@ -1742,13 +1421,7 @@
         <w:pStyle w:val="ListBullet"/>
       </w:pPr>
       <w:r>
-        <w:rPr>
-          <w:rFonts w:ascii="TH Sarabun New" w:hAnsi="TH Sarabun New" w:eastAsia="TH Sarabun New"/>
-          <w:b w:val="0"/>
-          <w:i w:val="0"/>
-          <w:sz w:val="32"/>
-        </w:rPr>
-        <w:t>ถ้าไม่เปิด flag ที่ Journal แม้จะมี Payment Method Line เป็นเช็คอยู่ ระบบจะไม่แสดงส่วนกรอกข้อมูลเช็คใน wizard</w:t>
+        <w:t>ถ้าไม่เปิด flag ที่ Journal แม้จะมี Payment Method Line เป็นเช็คอยู่ ระบบจะไม่แสดงส่วนกรอกข้อมูลเช็คใน หน้าต่าง</w:t>
       </w:r>
     </w:p>
     <w:p>
@@ -1779,12 +1452,6 @@
         <w:t>หลังเปลี่ยนการตั้งค่า Journal ควรทดสอบด้วยเอกสารตัวอย่าง 1 รายการก่อนเริ่มใช้งานจริง</w:t>
       </w:r>
     </w:p>
-    <w:sectPr>
-      <w:pgSz w:w="12240" w:h="15840"/>
-      <w:pgMar w:top="1008" w:right="1152" w:bottom="1008" w:left="1152" w:header="720" w:footer="720" w:gutter="0"/>
-      <w:cols w:space="720"/>
-      <w:docGrid w:linePitch="360"/>
-    </w:sectPr>
   </w:body>
 </w:document>
 </file>

--- a/manual/Accouting_Manual/generated_20260408/docx/5.1_5.1 เปิดใช้งานเช็คเป็นวิธีการชำระเงิน.docx
+++ b/manual/Accouting_Manual/generated_20260408/docx/5.1_5.1 เปิดใช้งานเช็คเป็นวิธีการชำระเงิน.docx
@@ -2,15 +2,12 @@
 <file path=word/document.xml><?xml version="1.0" encoding="utf-8"?>
 <w:document xmlns:wpc="http://schemas.microsoft.com/office/word/2010/wordprocessingCanvas" xmlns:mo="http://schemas.microsoft.com/office/mac/office/2008/main" xmlns:mc="http://schemas.openxmlformats.org/markup-compatibility/2006" xmlns:mv="urn:schemas-microsoft-com:mac:vml" xmlns:o="urn:schemas-microsoft-com:office:office" xmlns:r="http://schemas.openxmlformats.org/officeDocument/2006/relationships" xmlns:m="http://schemas.openxmlformats.org/officeDocument/2006/math" xmlns:v="urn:schemas-microsoft-com:vml" xmlns:wp14="http://schemas.microsoft.com/office/word/2010/wordprocessingDrawing" xmlns:wp="http://schemas.openxmlformats.org/drawingml/2006/wordprocessingDrawing" xmlns:w10="urn:schemas-microsoft-com:office:word" xmlns:w="http://schemas.openxmlformats.org/wordprocessingml/2006/main" xmlns:w14="http://schemas.microsoft.com/office/word/2010/wordml" xmlns:wpg="http://schemas.microsoft.com/office/word/2010/wordprocessingGroup" xmlns:wpi="http://schemas.microsoft.com/office/word/2010/wordprocessingInk" xmlns:wne="http://schemas.microsoft.com/office/word/2006/wordml" xmlns:wps="http://schemas.microsoft.com/office/word/2010/wordprocessingShape" mc:Ignorable="w14 wp14">
   <w:body>
-    <w:sectPr>
-      <w:pgSz w:w="12240" w:h="15840"/>
-      <w:pgMar w:top="1008" w:right="1152" w:bottom="1008" w:left="1152" w:header="720" w:footer="720" w:gutter="0"/>
-      <w:cols w:space="720"/>
-      <w:docGrid w:linePitch="360"/>
-    </w:sectPr>
     <w:p>
       <w:pPr>
+        <w:spacing w:before="0" w:after="120"/>
         <w:jc w:val="center"/>
+        <w:keepNext/>
+        <w:keepLines/>
       </w:pPr>
       <w:r>
         <w:rPr>
@@ -25,6 +22,7 @@
     </w:p>
     <w:p>
       <w:pPr>
+        <w:spacing w:before="0" w:after="120"/>
         <w:jc w:val="center"/>
       </w:pPr>
       <w:r>
@@ -37,8 +35,15 @@
         <w:t>Module Cheque</w:t>
       </w:r>
     </w:p>
-    <w:p/>
     <w:p>
+      <w:pPr>
+        <w:spacing w:before="0" w:after="120"/>
+      </w:pPr>
+    </w:p>
+    <w:p>
+      <w:pPr>
+        <w:spacing w:before="0" w:after="120"/>
+      </w:pPr>
       <w:r>
         <w:rPr>
           <w:rFonts w:ascii="TH Sarabun New" w:hAnsi="TH Sarabun New" w:eastAsia="TH Sarabun New"/>
@@ -53,6 +58,7 @@
     <w:p>
       <w:pPr>
         <w:pStyle w:val="ListBullet"/>
+        <w:spacing w:before="0" w:after="120"/>
       </w:pPr>
       <w:r>
         <w:rPr>
@@ -67,6 +73,7 @@
     <w:p>
       <w:pPr>
         <w:pStyle w:val="ListBullet"/>
+        <w:spacing w:before="0" w:after="120"/>
       </w:pPr>
       <w:r>
         <w:rPr>
@@ -81,6 +88,7 @@
     <w:p>
       <w:pPr>
         <w:pStyle w:val="ListBullet"/>
+        <w:spacing w:before="0" w:after="120"/>
       </w:pPr>
       <w:r>
         <w:rPr>
@@ -93,6 +101,11 @@
       </w:r>
     </w:p>
     <w:p>
+      <w:pPr>
+        <w:spacing w:before="0" w:after="120"/>
+        <w:jc w:val="center"/>
+        <w:keepNext/>
+      </w:pPr>
       <w:r>
         <w:rPr>
           <w:rFonts w:ascii="TH Sarabun New" w:hAnsi="TH Sarabun New" w:eastAsia="TH Sarabun New"/>
@@ -107,6 +120,7 @@
     <w:p>
       <w:pPr>
         <w:pStyle w:val="ListBullet"/>
+        <w:spacing w:before="0" w:after="120"/>
       </w:pPr>
       <w:r>
         <w:rPr>
@@ -121,9 +135,79 @@
     <w:p>
       <w:pPr>
         <w:pStyle w:val="ListBullet"/>
+        <w:spacing w:before="0" w:after="120"/>
       </w:pPr>
       <w:r>
+        <w:rPr>
+          <w:rFonts w:ascii="TH Sarabun New" w:hAnsi="TH Sarabun New" w:eastAsia="TH Sarabun New"/>
+          <w:b w:val="0"/>
+          <w:i w:val="0"/>
+          <w:sz w:val="32"/>
+        </w:rPr>
+      </w:r>
+      <w:r>
+        <w:rPr>
+          <w:rFonts w:ascii="TH Sarabun New" w:hAnsi="TH Sarabun New" w:eastAsia="TH Sarabun New"/>
+          <w:b w:val="0"/>
+          <w:sz w:val="32"/>
+        </w:rPr>
         <w:t>ตัวอย่างในระบบ ใช้ Journal รหัส PBAY1 ชื่อ เงินฝากธนาคารกระแสรายวัน-ธ.กรุงศรี สามแยก #046-0-14721-8 ซึ่งมีทั้ง Payment Method แบบรับเช็คและจ่ายเช็คพร้อมใช้งานจริง</w:t>
+      </w:r>
+    </w:p>
+    <w:p>
+      <w:pPr>
+        <w:pStyle w:val="ListBullet"/>
+        <w:spacing w:before="0" w:after="120"/>
+      </w:pPr>
+      <w:r>
+        <w:rPr>
+          <w:rFonts w:ascii="TH Sarabun New" w:hAnsi="TH Sarabun New" w:eastAsia="TH Sarabun New"/>
+          <w:b w:val="0"/>
+          <w:i w:val="0"/>
+          <w:sz w:val="32"/>
+        </w:rPr>
+        <w:t>การตั้งค่าที่ถูกต้องในขั้นตอนนี้เป็นฐานของหัวข้อ 5.3 ถึง 5.8 ทั้งหมด หากตั้งไม่ครบ ผู้ใช้จะไม่เห็นช่องกรอกข้อมูลเช็คใน wizard</w:t>
+      </w:r>
+    </w:p>
+    <w:p>
+      <w:r>
+        <w:rPr>
+          <w:rFonts w:ascii="TH Sarabun New" w:hAnsi="TH Sarabun New" w:eastAsia="TH Sarabun New"/>
+          <w:b/>
+          <w:sz w:val="32"/>
+        </w:rPr>
+        <w:t>แนวทางการใช้งาน</w:t>
+      </w:r>
+    </w:p>
+    <w:p>
+      <w:r>
+        <w:rPr>
+          <w:rFonts w:ascii="TH Sarabun New" w:hAnsi="TH Sarabun New" w:eastAsia="TH Sarabun New"/>
+          <w:b w:val="0"/>
+          <w:sz w:val="32"/>
+        </w:rPr>
+        <w:t>หัวข้อนี้เป็นการตั้งค่าพื้นฐานของระบบเช็ค ซึ่งมีผลต่อทุกขั้นตอนตั้งแต่การสร้างเช็ค รับเช็ค เคลียร์เช็ค ไปจนถึงการยกเลิกเช็คในภายหลัง.</w:t>
+      </w:r>
+    </w:p>
+    <w:p>
+      <w:r>
+        <w:rPr>
+          <w:rFonts w:ascii="TH Sarabun New" w:hAnsi="TH Sarabun New" w:eastAsia="TH Sarabun New"/>
+          <w:b w:val="0"/>
+          <w:sz w:val="32"/>
+        </w:rPr>
+        <w:t>แนวทางที่ควรทำคือเปิดใช้ฟังก์ชันในระดับ Settings และ Journal ให้ครบก่อน แล้วจึงทดสอบด้วยเอกสารจริงหนึ่งรายการ เพื่อยืนยันว่าหน้าจอ Register Payment แสดงช่องเช็คครบตามที่ต้องการ.</w:t>
+      </w:r>
+    </w:p>
+    <w:p>
+      <w:r>
+        <w:rPr>
+          <w:rFonts w:ascii="TH Sarabun New" w:hAnsi="TH Sarabun New" w:eastAsia="TH Sarabun New"/>
+          <w:b/>
+          <w:i w:val="0"/>
+          <w:sz w:val="32"/>
+        </w:rPr>
+        <w:t>เมนูที่ใช้</w:t>
       </w:r>
     </w:p>
     <w:p>
@@ -131,12 +215,154 @@
         <w:pStyle w:val="ListBullet"/>
       </w:pPr>
       <w:r>
-        <w:t>การตั้งค่าที่ถูกต้องในขั้นตอนนี้เป็นฐานของหัวข้อ 5.3 ถึง 5.8 ทั้งหมด หากตั้งไม่ครบ ผู้ใช้จะไม่เห็นช่องกรอกข้อมูลเช็คใน หน้าต่าง</w:t>
+        <w:rPr>
+          <w:rFonts w:ascii="TH Sarabun New" w:hAnsi="TH Sarabun New" w:eastAsia="TH Sarabun New"/>
+          <w:b w:val="0"/>
+          <w:i w:val="0"/>
+          <w:sz w:val="32"/>
+        </w:rPr>
+        <w:t>Cheque &gt; Configuration &gt; Settings</w:t>
+      </w:r>
+    </w:p>
+    <w:p>
+      <w:pPr>
+        <w:pStyle w:val="ListBullet"/>
+      </w:pPr>
+      <w:r>
+        <w:rPr>
+          <w:rFonts w:ascii="TH Sarabun New" w:hAnsi="TH Sarabun New" w:eastAsia="TH Sarabun New"/>
+          <w:b w:val="0"/>
+          <w:i w:val="0"/>
+          <w:sz w:val="32"/>
+        </w:rPr>
+        <w:t>Accounting &gt; Configuration &gt; Journals</w:t>
       </w:r>
     </w:p>
     <w:p>
       <w:r>
-        <w:t>สิ่งที่ทำได้ในหน้าจอนี้</w:t>
+        <w:rPr>
+          <w:rFonts w:ascii="TH Sarabun New" w:hAnsi="TH Sarabun New" w:eastAsia="TH Sarabun New"/>
+          <w:b/>
+          <w:i w:val="0"/>
+          <w:sz w:val="32"/>
+        </w:rPr>
+        <w:t>3. ขั้นตอนการใช้งาน</w:t>
+      </w:r>
+    </w:p>
+    <w:p>
+      <w:r>
+        <w:rPr>
+          <w:rFonts w:ascii="TH Sarabun New" w:hAnsi="TH Sarabun New" w:eastAsia="TH Sarabun New"/>
+          <w:b w:val="0"/>
+          <w:i w:val="0"/>
+          <w:sz w:val="32"/>
+        </w:rPr>
+        <w:t>1. เริ่มจากหน้า Dashboard แล้วคลิกเข้าโมดูล Cheque</w:t>
+      </w:r>
+    </w:p>
+    <w:p>
+      <w:r>
+        <w:drawing>
+          <wp:inline xmlns:a="http://schemas.openxmlformats.org/drawingml/2006/main" xmlns:pic="http://schemas.openxmlformats.org/drawingml/2006/picture">
+            <wp:extent cx="5669280" cy="4251960"/>
+            <wp:docPr id="1" name="Picture 1"/>
+            <wp:cNvGraphicFramePr>
+              <a:graphicFrameLocks noChangeAspect="1"/>
+            </wp:cNvGraphicFramePr>
+            <a:graphic>
+              <a:graphicData uri="http://schemas.openxmlformats.org/drawingml/2006/picture">
+                <pic:pic>
+                  <pic:nvPicPr>
+                    <pic:cNvPr id="0" name="image.png"/>
+                    <pic:cNvPicPr/>
+                  </pic:nvPicPr>
+                  <pic:blipFill>
+                    <a:blip r:embed="rId13"/>
+                    <a:stretch>
+                      <a:fillRect/>
+                    </a:stretch>
+                  </pic:blipFill>
+                  <pic:spPr>
+                    <a:xfrm>
+                      <a:off x="0" y="0"/>
+                      <a:ext cx="5669280" cy="4251960"/>
+                    </a:xfrm>
+                    <a:prstGeom prst="rect"/>
+                  </pic:spPr>
+                </pic:pic>
+              </a:graphicData>
+            </a:graphic>
+          </wp:inline>
+        </w:drawing>
+      </w:r>
+    </w:p>
+    <w:p>
+      <w:r>
+        <w:rPr>
+          <w:rFonts w:ascii="TH Sarabun New" w:hAnsi="TH Sarabun New" w:eastAsia="TH Sarabun New"/>
+          <w:b w:val="0"/>
+          <w:i/>
+          <w:sz w:val="28"/>
+        </w:rPr>
+        <w:t>ภาพประกอบขั้นตอนที่ 1</w:t>
+      </w:r>
+    </w:p>
+    <w:p>
+      <w:r>
+        <w:rPr>
+          <w:rFonts w:ascii="TH Sarabun New" w:hAnsi="TH Sarabun New" w:eastAsia="TH Sarabun New"/>
+          <w:b w:val="0"/>
+          <w:i w:val="0"/>
+          <w:sz w:val="32"/>
+        </w:rPr>
+        <w:t>2. เมื่อเข้ามาในโมดูล Cheque แล้ว ให้ใช้เมนู Cheque &gt; Configuration &gt; Settings และ Accounting &gt; Configuration &gt; Journals ตามลำดับของงาน</w:t>
+      </w:r>
+    </w:p>
+    <w:p>
+      <w:r>
+        <w:drawing>
+          <wp:inline xmlns:a="http://schemas.openxmlformats.org/drawingml/2006/main" xmlns:pic="http://schemas.openxmlformats.org/drawingml/2006/picture">
+            <wp:extent cx="5669280" cy="4251960"/>
+            <wp:docPr id="2" name="Picture 2"/>
+            <wp:cNvGraphicFramePr>
+              <a:graphicFrameLocks noChangeAspect="1"/>
+            </wp:cNvGraphicFramePr>
+            <a:graphic>
+              <a:graphicData uri="http://schemas.openxmlformats.org/drawingml/2006/picture">
+                <pic:pic>
+                  <pic:nvPicPr>
+                    <pic:cNvPr id="0" name="image.png"/>
+                    <pic:cNvPicPr/>
+                  </pic:nvPicPr>
+                  <pic:blipFill>
+                    <a:blip r:embed="rId14"/>
+                    <a:stretch>
+                      <a:fillRect/>
+                    </a:stretch>
+                  </pic:blipFill>
+                  <pic:spPr>
+                    <a:xfrm>
+                      <a:off x="0" y="0"/>
+                      <a:ext cx="5669280" cy="4251960"/>
+                    </a:xfrm>
+                    <a:prstGeom prst="rect"/>
+                  </pic:spPr>
+                </pic:pic>
+              </a:graphicData>
+            </a:graphic>
+          </wp:inline>
+        </w:drawing>
+      </w:r>
+    </w:p>
+    <w:p>
+      <w:r>
+        <w:rPr>
+          <w:rFonts w:ascii="TH Sarabun New" w:hAnsi="TH Sarabun New" w:eastAsia="TH Sarabun New"/>
+          <w:b w:val="0"/>
+          <w:i/>
+          <w:sz w:val="28"/>
+        </w:rPr>
+        <w:t>ภาพประกอบขั้นตอนที่ 2</w:t>
       </w:r>
     </w:p>
     <w:tbl>
@@ -152,6 +378,9 @@
         <w:gridCol w:w="3312"/>
       </w:tblGrid>
       <w:tr>
+        <w:trPr>
+          <w:cantSplit/>
+        </w:trPr>
         <w:tc>
           <w:tcPr>
             <w:tcW w:type="dxa" w:w="3312"/>
@@ -205,6 +434,9 @@
         </w:tc>
       </w:tr>
       <w:tr>
+        <w:trPr>
+          <w:cantSplit/>
+        </w:trPr>
         <w:tc>
           <w:tcPr>
             <w:tcW w:type="dxa" w:w="3312"/>
@@ -255,6 +487,9 @@
         </w:tc>
       </w:tr>
       <w:tr>
+        <w:trPr>
+          <w:cantSplit/>
+        </w:trPr>
         <w:tc>
           <w:tcPr>
             <w:tcW w:type="dxa" w:w="3312"/>
@@ -305,6 +540,9 @@
         </w:tc>
       </w:tr>
       <w:tr>
+        <w:trPr>
+          <w:cantSplit/>
+        </w:trPr>
         <w:tc>
           <w:tcPr>
             <w:tcW w:type="dxa" w:w="3312"/>
@@ -355,6 +593,9 @@
         </w:tc>
       </w:tr>
       <w:tr>
+        <w:trPr>
+          <w:cantSplit/>
+        </w:trPr>
         <w:tc>
           <w:tcPr>
             <w:tcW w:type="dxa" w:w="3312"/>
@@ -405,6 +646,9 @@
         </w:tc>
       </w:tr>
       <w:tr>
+        <w:trPr>
+          <w:cantSplit/>
+        </w:trPr>
         <w:tc>
           <w:tcPr>
             <w:tcW w:type="dxa" w:w="3312"/>
@@ -455,166 +699,6 @@
         </w:tc>
       </w:tr>
     </w:tbl>
-    <w:p>
-      <w:r>
-        <w:t>1. เข้าใช้งานจากหน้าหลัก</w:t>
-      </w:r>
-    </w:p>
-    <w:p>
-      <w:pPr>
-        <w:pStyle w:val="ListBullet"/>
-      </w:pPr>
-      <w:r>
-        <w:rPr>
-          <w:rFonts w:ascii="TH Sarabun New" w:hAnsi="TH Sarabun New" w:eastAsia="TH Sarabun New"/>
-          <w:b w:val="0"/>
-          <w:i w:val="0"/>
-          <w:sz w:val="32"/>
-        </w:rPr>
-        <w:t>Cheque &gt; Configuration &gt; Settings</w:t>
-      </w:r>
-    </w:p>
-    <w:p>
-      <w:pPr>
-        <w:pStyle w:val="ListBullet"/>
-      </w:pPr>
-      <w:r>
-        <w:rPr>
-          <w:rFonts w:ascii="TH Sarabun New" w:hAnsi="TH Sarabun New" w:eastAsia="TH Sarabun New"/>
-          <w:b w:val="0"/>
-          <w:i w:val="0"/>
-          <w:sz w:val="32"/>
-        </w:rPr>
-        <w:t>Accounting &gt; Configuration &gt; Journals</w:t>
-      </w:r>
-    </w:p>
-    <w:p>
-      <w:pPr>
-        <w:pStyle w:val="ListBullet"/>
-      </w:pPr>
-      <w:r>
-        <w:t>Journal ตัวอย่างที่ใช้ในระบบ คือ PBAY1</w:t>
-      </w:r>
-    </w:p>
-    <w:p>
-      <w:r>
-        <w:rPr>
-          <w:b w:val="0"/>
-        </w:rPr>
-        <w:t>ให้เริ่มจากหน้า Dashboard แล้วกดเข้าโมดูลตามภาพ จากนั้นกดเมนูย่อยตามหมายเลขในภาพเพื่อเข้าสู่หน้าที่ใช้ทำรายการจริง.</w:t>
-      </w:r>
-    </w:p>
-    <w:p>
-      <w:pPr>
-        <w:jc w:val="center"/>
-      </w:pPr>
-      <w:r>
-        <w:drawing>
-          <wp:inline xmlns:a="http://schemas.openxmlformats.org/drawingml/2006/main" xmlns:pic="http://schemas.openxmlformats.org/drawingml/2006/picture">
-            <wp:extent cx="5852160" cy="4389120"/>
-            <wp:docPr id="9" name="Picture 9"/>
-            <wp:cNvGraphicFramePr>
-              <a:graphicFrameLocks noChangeAspect="1"/>
-            </wp:cNvGraphicFramePr>
-            <a:graphic>
-              <a:graphicData uri="http://schemas.openxmlformats.org/drawingml/2006/picture">
-                <pic:pic>
-                  <pic:nvPicPr>
-                    <pic:cNvPr id="0" name="image.png"/>
-                    <pic:cNvPicPr/>
-                  </pic:nvPicPr>
-                  <pic:blipFill>
-                    <a:blip r:embed="rId11"/>
-                    <a:stretch>
-                      <a:fillRect/>
-                    </a:stretch>
-                  </pic:blipFill>
-                  <pic:spPr>
-                    <a:xfrm>
-                      <a:off x="0" y="0"/>
-                      <a:ext cx="5852160" cy="4389120"/>
-                    </a:xfrm>
-                    <a:prstGeom prst="rect"/>
-                  </pic:spPr>
-                </pic:pic>
-              </a:graphicData>
-            </a:graphic>
-          </wp:inline>
-        </w:drawing>
-      </w:r>
-    </w:p>
-    <w:p>
-      <w:pPr>
-        <w:jc w:val="center"/>
-      </w:pPr>
-      <w:r>
-        <w:t>รูป 5.1A.1 หน้า Dashboard สำหรับเข้าโมดูล Cheque</w:t>
-      </w:r>
-    </w:p>
-    <w:p>
-      <w:pPr>
-        <w:jc w:val="center"/>
-      </w:pPr>
-      <w:r>
-        <w:drawing>
-          <wp:inline xmlns:a="http://schemas.openxmlformats.org/drawingml/2006/main" xmlns:pic="http://schemas.openxmlformats.org/drawingml/2006/picture">
-            <wp:extent cx="5852160" cy="4389120"/>
-            <wp:docPr id="10" name="Picture 10"/>
-            <wp:cNvGraphicFramePr>
-              <a:graphicFrameLocks noChangeAspect="1"/>
-            </wp:cNvGraphicFramePr>
-            <a:graphic>
-              <a:graphicData uri="http://schemas.openxmlformats.org/drawingml/2006/picture">
-                <pic:pic>
-                  <pic:nvPicPr>
-                    <pic:cNvPr id="0" name="image.png"/>
-                    <pic:cNvPicPr/>
-                  </pic:nvPicPr>
-                  <pic:blipFill>
-                    <a:blip r:embed="rId12"/>
-                    <a:stretch>
-                      <a:fillRect/>
-                    </a:stretch>
-                  </pic:blipFill>
-                  <pic:spPr>
-                    <a:xfrm>
-                      <a:off x="0" y="0"/>
-                      <a:ext cx="5852160" cy="4389120"/>
-                    </a:xfrm>
-                    <a:prstGeom prst="rect"/>
-                  </pic:spPr>
-                </pic:pic>
-              </a:graphicData>
-            </a:graphic>
-          </wp:inline>
-        </w:drawing>
-      </w:r>
-    </w:p>
-    <w:p>
-      <w:pPr>
-        <w:jc w:val="center"/>
-      </w:pPr>
-      <w:r>
-        <w:t>รูป 5.1A.2 เมนู Cheque &gt; Configuration</w:t>
-      </w:r>
-    </w:p>
-    <w:p>
-      <w:r>
-        <w:t>คำอธิบายช่องสำคัญบนหน้าจอ</w:t>
-      </w:r>
-    </w:p>
-    <w:p>
-      <w:r>
-        <w:rPr>
-          <w:rFonts w:ascii="TH Sarabun New" w:hAnsi="TH Sarabun New" w:eastAsia="TH Sarabun New"/>
-          <w:b/>
-          <w:i w:val="0"/>
-          <w:color w:val="1F4E79"/>
-          <w:sz w:val="36"/>
-        </w:rPr>
-        <w:t>ตารางอธิบายฟิลด์สำคัญใน Settings และ Journal</w:t>
-      </w:r>
-    </w:p>
     <w:tbl>
       <w:tblPr>
         <w:tblStyle w:val="TableGrid"/>
@@ -628,6 +712,9 @@
         <w:gridCol w:w="3312"/>
       </w:tblGrid>
       <w:tr>
+        <w:trPr>
+          <w:cantSplit/>
+        </w:trPr>
         <w:tc>
           <w:tcPr>
             <w:tcW w:type="dxa" w:w="3312"/>
@@ -681,6 +768,9 @@
         </w:tc>
       </w:tr>
       <w:tr>
+        <w:trPr>
+          <w:cantSplit/>
+        </w:trPr>
         <w:tc>
           <w:tcPr>
             <w:tcW w:type="dxa" w:w="3312"/>
@@ -731,6 +821,9 @@
         </w:tc>
       </w:tr>
       <w:tr>
+        <w:trPr>
+          <w:cantSplit/>
+        </w:trPr>
         <w:tc>
           <w:tcPr>
             <w:tcW w:type="dxa" w:w="3312"/>
@@ -781,6 +874,9 @@
         </w:tc>
       </w:tr>
       <w:tr>
+        <w:trPr>
+          <w:cantSplit/>
+        </w:trPr>
         <w:tc>
           <w:tcPr>
             <w:tcW w:type="dxa" w:w="3312"/>
@@ -831,6 +927,9 @@
         </w:tc>
       </w:tr>
       <w:tr>
+        <w:trPr>
+          <w:cantSplit/>
+        </w:trPr>
         <w:tc>
           <w:tcPr>
             <w:tcW w:type="dxa" w:w="3312"/>
@@ -881,6 +980,9 @@
         </w:tc>
       </w:tr>
       <w:tr>
+        <w:trPr>
+          <w:cantSplit/>
+        </w:trPr>
         <w:tc>
           <w:tcPr>
             <w:tcW w:type="dxa" w:w="3312"/>
@@ -931,6 +1033,9 @@
         </w:tc>
       </w:tr>
       <w:tr>
+        <w:trPr>
+          <w:cantSplit/>
+        </w:trPr>
         <w:tc>
           <w:tcPr>
             <w:tcW w:type="dxa" w:w="3312"/>
@@ -969,12 +1074,21 @@
           </w:tcPr>
           <w:p>
             <w:r>
-              <w:t>เมื่อเปิดใช้ ระบบจะเตรียม ลำดับการทำงาน สำหรับ reverse entry ตอน Void เช็ค</w:t>
+              <w:rPr>
+                <w:rFonts w:ascii="TH Sarabun New" w:hAnsi="TH Sarabun New" w:eastAsia="TH Sarabun New"/>
+                <w:b w:val="0"/>
+                <w:i w:val="0"/>
+                <w:sz w:val="28"/>
+              </w:rPr>
+              <w:t>เมื่อเปิดใช้ ระบบจะเตรียม flow สำหรับ reverse entry ตอน Void เช็ค</w:t>
             </w:r>
           </w:p>
         </w:tc>
       </w:tr>
       <w:tr>
+        <w:trPr>
+          <w:cantSplit/>
+        </w:trPr>
         <w:tc>
           <w:tcPr>
             <w:tcW w:type="dxa" w:w="3312"/>
@@ -1025,11 +1139,6 @@
         </w:tc>
       </w:tr>
     </w:tbl>
-    <w:p>
-      <w:r>
-        <w:t>บัญชีที่เกี่ยวข้องกับการรับและจ่ายเช็คในระบบ</w:t>
-      </w:r>
-    </w:p>
     <w:tbl>
       <w:tblPr>
         <w:tblStyle w:val="TableGrid"/>
@@ -1043,6 +1152,9 @@
         <w:gridCol w:w="3312"/>
       </w:tblGrid>
       <w:tr>
+        <w:trPr>
+          <w:cantSplit/>
+        </w:trPr>
         <w:tc>
           <w:tcPr>
             <w:tcW w:type="dxa" w:w="3312"/>
@@ -1096,6 +1208,9 @@
         </w:tc>
       </w:tr>
       <w:tr>
+        <w:trPr>
+          <w:cantSplit/>
+        </w:trPr>
         <w:tc>
           <w:tcPr>
             <w:tcW w:type="dxa" w:w="3312"/>
@@ -1146,6 +1261,9 @@
         </w:tc>
       </w:tr>
       <w:tr>
+        <w:trPr>
+          <w:cantSplit/>
+        </w:trPr>
         <w:tc>
           <w:tcPr>
             <w:tcW w:type="dxa" w:w="3312"/>
@@ -1196,6 +1314,9 @@
         </w:tc>
       </w:tr>
       <w:tr>
+        <w:trPr>
+          <w:cantSplit/>
+        </w:trPr>
         <w:tc>
           <w:tcPr>
             <w:tcW w:type="dxa" w:w="3312"/>
@@ -1246,11 +1367,6 @@
         </w:tc>
       </w:tr>
     </w:tbl>
-    <w:p>
-      <w:r>
-        <w:t>ตัวอย่าง Scenario จากข้อมูลจริงในระบบ</w:t>
-      </w:r>
-    </w:p>
     <w:tbl>
       <w:tblPr>
         <w:tblStyle w:val="TableGrid"/>
@@ -1264,6 +1380,9 @@
         <w:gridCol w:w="3312"/>
       </w:tblGrid>
       <w:tr>
+        <w:trPr>
+          <w:cantSplit/>
+        </w:trPr>
         <w:tc>
           <w:tcPr>
             <w:tcW w:type="dxa" w:w="3312"/>
@@ -1317,6 +1436,9 @@
         </w:tc>
       </w:tr>
       <w:tr>
+        <w:trPr>
+          <w:cantSplit/>
+        </w:trPr>
         <w:tc>
           <w:tcPr>
             <w:tcW w:type="dxa" w:w="3312"/>
@@ -1367,6 +1489,9 @@
         </w:tc>
       </w:tr>
       <w:tr>
+        <w:trPr>
+          <w:cantSplit/>
+        </w:trPr>
         <w:tc>
           <w:tcPr>
             <w:tcW w:type="dxa" w:w="3312"/>
@@ -1389,7 +1514,13 @@
           </w:tcPr>
           <w:p>
             <w:r>
-              <w:t>ใช้กับ Journal PBAY1 ในระบบ</w:t>
+              <w:rPr>
+                <w:rFonts w:ascii="TH Sarabun New" w:hAnsi="TH Sarabun New" w:eastAsia="TH Sarabun New"/>
+                <w:b w:val="0"/>
+                <w:i w:val="0"/>
+                <w:sz w:val="28"/>
+              </w:rPr>
+              <w:t>ใช้กับ Journal PBAY1 ใน local UAT</w:t>
             </w:r>
           </w:p>
         </w:tc>
@@ -1412,46 +1543,70 @@
       </w:tr>
     </w:tbl>
     <w:p>
+      <w:pPr>
+        <w:keepNext/>
+        <w:spacing w:before="0" w:after="120"/>
+        <w:keepLines/>
+      </w:pPr>
       <w:r>
-        <w:t>สิ่งที่ควรตรวจสอบก่อนบันทึก</w:t>
+        <w:t>4. ตรวจสอบ Journal Entry</w:t>
       </w:r>
     </w:p>
     <w:p>
       <w:pPr>
-        <w:pStyle w:val="ListBullet"/>
+        <w:pStyle w:val="Heading3"/>
+        <w:keepNext/>
+        <w:spacing w:before="0" w:after="120"/>
+        <w:keepLines/>
       </w:pPr>
       <w:r>
-        <w:t>ถ้าไม่เปิด flag ที่ Journal แม้จะมี Payment Method Line เป็นเช็คอยู่ ระบบจะไม่แสดงส่วนกรอกข้อมูลเช็คใน หน้าต่าง</w:t>
+        <w:t>วิธีอ่าน Journal ในหัวข้อนี้</w:t>
+      </w:r>
+    </w:p>
+    <w:p>
+      <w:r>
+        <w:rPr>
+          <w:rFonts w:ascii="TH Sarabun New" w:hAnsi="TH Sarabun New" w:eastAsia="TH Sarabun New"/>
+          <w:b/>
+          <w:sz w:val="32"/>
+        </w:rPr>
+        <w:t>แนวทางการตรวจสอบ Journal</w:t>
+      </w:r>
+    </w:p>
+    <w:p>
+      <w:r>
+        <w:rPr>
+          <w:rFonts w:ascii="TH Sarabun New" w:hAnsi="TH Sarabun New" w:eastAsia="TH Sarabun New"/>
+          <w:b w:val="0"/>
+          <w:sz w:val="32"/>
+        </w:rPr>
+        <w:t>แม้ขั้นตอนนี้จะยังไม่สร้าง Journal Entry ทันที แต่ค่าที่ตั้งใน Journal จะเป็นตัวกำหนดว่าระบบจะลงบัญชีพักเช็ครับหรือเช็คจ่ายที่ใดเมื่อเกิดธุรกรรมจริง.</w:t>
       </w:r>
     </w:p>
     <w:p>
       <w:pPr>
-        <w:pStyle w:val="ListBullet"/>
+        <w:spacing w:after="120" w:before="0"/>
+        <w:keepNext/>
       </w:pPr>
       <w:r>
-        <w:rPr>
-          <w:rFonts w:ascii="TH Sarabun New" w:hAnsi="TH Sarabun New" w:eastAsia="TH Sarabun New"/>
-          <w:b w:val="0"/>
-          <w:i w:val="0"/>
-          <w:sz w:val="32"/>
-        </w:rPr>
-        <w:t>บัญชีพักเช็ครับและบัญชีพักเช็คจ่ายต้องเป็นคนละบัญชี เพื่อให้ติดตาม Outstanding และเคลียร์ธนาคารได้ถูกต้อง</w:t>
+        <w:t>หัวข้อนี้เป็นการตั้งค่า จึงยังไม่เกิด Journal Entry ทันที แต่ค่าที่ตั้งใน Journal จะถูกนำไปใช้ตอนรับหรือจ่ายเงินจริง</w:t>
       </w:r>
     </w:p>
     <w:p>
       <w:pPr>
-        <w:pStyle w:val="ListBullet"/>
+        <w:spacing w:after="120" w:before="0"/>
+        <w:keepNext/>
       </w:pPr>
       <w:r>
-        <w:rPr>
-          <w:rFonts w:ascii="TH Sarabun New" w:hAnsi="TH Sarabun New" w:eastAsia="TH Sarabun New"/>
-          <w:b w:val="0"/>
-          <w:i w:val="0"/>
-          <w:sz w:val="32"/>
-        </w:rPr>
-        <w:t>หลังเปลี่ยนการตั้งค่า Journal ควรทดสอบด้วยเอกสารตัวอย่าง 1 รายการก่อนเริ่มใช้งานจริง</w:t>
+        <w:t>ถ้าตั้ง Outstanding account ถูกต้อง รายการเช็คจะลงบัญชีพักก่อน แล้วค่อยย้ายเมื่อเช็คผ่านธนาคาร</w:t>
       </w:r>
     </w:p>
+    <w:sectPr>
+      <w:pgSz w:w="12240" w:h="15840"/>
+      <w:pgMar w:top="1008" w:right="1152" w:bottom="1008" w:left="1152" w:header="720" w:footer="720" w:gutter="0"/>
+      <w:cols w:space="720"/>
+      <w:docGrid w:linePitch="360"/>
+    </w:sectPr>
   </w:body>
 </w:document>
 </file>
